--- a/PVY/00-Office/Word/HromadnaKorespondence/zadani_hk.docx
+++ b/PVY/00-Office/Word/HromadnaKorespondence/zadani_hk.docx
@@ -1,6 +1,6 @@
 
 <file path=word/document.xml><?xml version="1.0" encoding="utf-8"?>
-<w:document xmlns:wpc="http://schemas.microsoft.com/office/word/2010/wordprocessingCanvas" xmlns:cx="http://schemas.microsoft.com/office/drawing/2014/chartex" xmlns:cx1="http://schemas.microsoft.com/office/drawing/2015/9/8/chartex" xmlns:cx2="http://schemas.microsoft.com/office/drawing/2015/10/21/chartex" xmlns:cx3="http://schemas.microsoft.com/office/drawing/2016/5/9/chartex" xmlns:cx4="http://schemas.microsoft.com/office/drawing/2016/5/10/chartex" xmlns:cx5="http://schemas.microsoft.com/office/drawing/2016/5/11/chartex" xmlns:cx6="http://schemas.microsoft.com/office/drawing/2016/5/12/chartex" xmlns:cx7="http://schemas.microsoft.com/office/drawing/2016/5/13/chartex" xmlns:cx8="http://schemas.microsoft.com/office/drawing/2016/5/14/chartex" xmlns:mc="http://schemas.openxmlformats.org/markup-compatibility/2006" xmlns:aink="http://schemas.microsoft.com/office/drawing/2016/ink" xmlns:am3d="http://schemas.microsoft.com/office/drawing/2017/model3d" xmlns:o="urn:schemas-microsoft-com:office:office" xmlns:r="http://schemas.openxmlformats.org/officeDocument/2006/relationships" xmlns:m="http://schemas.openxmlformats.org/officeDocument/2006/math" xmlns:v="urn:schemas-microsoft-com:vml" xmlns:wp14="http://schemas.microsoft.com/office/word/2010/wordprocessingDrawing" xmlns:wp="http://schemas.openxmlformats.org/drawingml/2006/wordprocessingDrawing" xmlns:w10="urn:schemas-microsoft-com:office:word" xmlns:w="http://schemas.openxmlformats.org/wordprocessingml/2006/main" xmlns:w14="http://schemas.microsoft.com/office/word/2010/wordml" xmlns:w15="http://schemas.microsoft.com/office/word/2012/wordml" xmlns:w16cex="http://schemas.microsoft.com/office/word/2018/wordml/cex" xmlns:w16cid="http://schemas.microsoft.com/office/word/2016/wordml/cid" xmlns:w16="http://schemas.microsoft.com/office/word/2018/wordml" xmlns:w16sdtdh="http://schemas.microsoft.com/office/word/2020/wordml/sdtdatahash" xmlns:w16se="http://schemas.microsoft.com/office/word/2015/wordml/symex" xmlns:wpg="http://schemas.microsoft.com/office/word/2010/wordprocessingGroup" xmlns:wpi="http://schemas.microsoft.com/office/word/2010/wordprocessingInk" xmlns:wne="http://schemas.microsoft.com/office/word/2006/wordml" xmlns:wps="http://schemas.microsoft.com/office/word/2010/wordprocessingShape" mc:Ignorable="w14 w15 w16se w16cid w16 w16cex w16sdtdh wp14">
+<w:document xmlns:wpc="http://schemas.microsoft.com/office/word/2010/wordprocessingCanvas" xmlns:cx="http://schemas.microsoft.com/office/drawing/2014/chartex" xmlns:cx1="http://schemas.microsoft.com/office/drawing/2015/9/8/chartex" xmlns:cx2="http://schemas.microsoft.com/office/drawing/2015/10/21/chartex" xmlns:cx3="http://schemas.microsoft.com/office/drawing/2016/5/9/chartex" xmlns:cx4="http://schemas.microsoft.com/office/drawing/2016/5/10/chartex" xmlns:cx5="http://schemas.microsoft.com/office/drawing/2016/5/11/chartex" xmlns:cx6="http://schemas.microsoft.com/office/drawing/2016/5/12/chartex" xmlns:cx7="http://schemas.microsoft.com/office/drawing/2016/5/13/chartex" xmlns:cx8="http://schemas.microsoft.com/office/drawing/2016/5/14/chartex" xmlns:mc="http://schemas.openxmlformats.org/markup-compatibility/2006" xmlns:aink="http://schemas.microsoft.com/office/drawing/2016/ink" xmlns:am3d="http://schemas.microsoft.com/office/drawing/2017/model3d" xmlns:o="urn:schemas-microsoft-com:office:office" xmlns:oel="http://schemas.microsoft.com/office/2019/extlst" xmlns:r="http://schemas.openxmlformats.org/officeDocument/2006/relationships" xmlns:m="http://schemas.openxmlformats.org/officeDocument/2006/math" xmlns:v="urn:schemas-microsoft-com:vml" xmlns:wp14="http://schemas.microsoft.com/office/word/2010/wordprocessingDrawing" xmlns:wp="http://schemas.openxmlformats.org/drawingml/2006/wordprocessingDrawing" xmlns:w10="urn:schemas-microsoft-com:office:word" xmlns:w="http://schemas.openxmlformats.org/wordprocessingml/2006/main" xmlns:w14="http://schemas.microsoft.com/office/word/2010/wordml" xmlns:w15="http://schemas.microsoft.com/office/word/2012/wordml" xmlns:w16cex="http://schemas.microsoft.com/office/word/2018/wordml/cex" xmlns:w16cid="http://schemas.microsoft.com/office/word/2016/wordml/cid" xmlns:w16="http://schemas.microsoft.com/office/word/2018/wordml" xmlns:w16sdtdh="http://schemas.microsoft.com/office/word/2020/wordml/sdtdatahash" xmlns:w16se="http://schemas.microsoft.com/office/word/2015/wordml/symex" xmlns:wpg="http://schemas.microsoft.com/office/word/2010/wordprocessingGroup" xmlns:wpi="http://schemas.microsoft.com/office/word/2010/wordprocessingInk" xmlns:wne="http://schemas.microsoft.com/office/word/2006/wordml" xmlns:wps="http://schemas.microsoft.com/office/word/2010/wordprocessingShape" mc:Ignorable="w14 w15 w16se w16cid w16 w16cex w16sdtdh wp14">
   <w:body>
     <w:p>
       <w:pPr>
@@ -135,6 +135,143 @@
           <w:szCs w:val="20"/>
         </w:rPr>
       </w:pPr>
+    </w:p>
+    <w:p>
+      <w:pPr>
+        <w:jc w:val="right"/>
+        <w:rPr>
+          <w:noProof/>
+          <w:sz w:val="20"/>
+          <w:szCs w:val="20"/>
+        </w:rPr>
+      </w:pPr>
+      <w:r>
+        <w:rPr>
+          <w:sz w:val="20"/>
+          <w:szCs w:val="20"/>
+        </w:rPr>
+        <w:fldChar w:fldCharType="begin"/>
+      </w:r>
+      <w:r>
+        <w:rPr>
+          <w:sz w:val="20"/>
+          <w:szCs w:val="20"/>
+        </w:rPr>
+        <w:instrText xml:space="preserve"> ADDRESSBLOCK \f "&lt;&lt;_COMPANY_</w:instrText>
+      </w:r>
+      <w:r>
+        <w:rPr>
+          <w:sz w:val="20"/>
+          <w:szCs w:val="20"/>
+        </w:rPr>
+        <w:cr/>
+        <w:instrText>&gt;&gt;&lt;&lt;_FIRST0_&gt;&gt;&lt;&lt; _LAST0_&gt;&gt;&lt;&lt; _SUFFIX0_&gt;&gt;</w:instrText>
+      </w:r>
+      <w:r>
+        <w:rPr>
+          <w:sz w:val="20"/>
+          <w:szCs w:val="20"/>
+        </w:rPr>
+        <w:cr/>
+        <w:instrText>&lt;&lt;_STREET1_</w:instrText>
+      </w:r>
+      <w:r>
+        <w:rPr>
+          <w:sz w:val="20"/>
+          <w:szCs w:val="20"/>
+        </w:rPr>
+        <w:cr/>
+        <w:instrText>&gt;&gt;&lt;&lt;_STREET2_</w:instrText>
+      </w:r>
+      <w:r>
+        <w:rPr>
+          <w:sz w:val="20"/>
+          <w:szCs w:val="20"/>
+        </w:rPr>
+        <w:cr/>
+        <w:instrText>&gt;&gt;&lt;&lt;_POSTAL_  &gt;&gt;&lt;&lt;_CITY_&gt;&gt;&lt;&lt;</w:instrText>
+      </w:r>
+      <w:r>
+        <w:rPr>
+          <w:sz w:val="20"/>
+          <w:szCs w:val="20"/>
+        </w:rPr>
+        <w:cr/>
+        <w:instrText xml:space="preserve">_COUNTRY_&gt;&gt;" \l 1029 \c 2 \e "Česká republika" \d </w:instrText>
+      </w:r>
+      <w:r>
+        <w:rPr>
+          <w:sz w:val="20"/>
+          <w:szCs w:val="20"/>
+        </w:rPr>
+        <w:fldChar w:fldCharType="separate"/>
+      </w:r>
+      <w:r>
+        <w:rPr>
+          <w:noProof/>
+          <w:sz w:val="20"/>
+          <w:szCs w:val="20"/>
+        </w:rPr>
+        <w:t xml:space="preserve">Tomáš ANDRLE </w:t>
+      </w:r>
+    </w:p>
+    <w:p>
+      <w:pPr>
+        <w:jc w:val="right"/>
+        <w:rPr>
+          <w:noProof/>
+          <w:sz w:val="20"/>
+          <w:szCs w:val="20"/>
+        </w:rPr>
+      </w:pPr>
+      <w:r>
+        <w:rPr>
+          <w:noProof/>
+          <w:sz w:val="20"/>
+          <w:szCs w:val="20"/>
+        </w:rPr>
+        <w:t>Kratka 24</w:t>
+      </w:r>
+    </w:p>
+    <w:p>
+      <w:pPr>
+        <w:jc w:val="right"/>
+        <w:rPr>
+          <w:sz w:val="20"/>
+          <w:szCs w:val="20"/>
+        </w:rPr>
+      </w:pPr>
+      <w:r>
+        <w:rPr>
+          <w:noProof/>
+          <w:sz w:val="20"/>
+          <w:szCs w:val="20"/>
+        </w:rPr>
+        <w:t>28279  Praha</w:t>
+      </w:r>
+      <w:r>
+        <w:rPr>
+          <w:sz w:val="20"/>
+          <w:szCs w:val="20"/>
+        </w:rPr>
+        <w:fldChar w:fldCharType="end"/>
+      </w:r>
+    </w:p>
+    <w:p>
+      <w:pPr>
+        <w:rPr>
+          <w:sz w:val="20"/>
+          <w:szCs w:val="20"/>
+        </w:rPr>
+      </w:pPr>
+    </w:p>
+    <w:p>
+      <w:pPr>
+        <w:rPr>
+          <w:sz w:val="20"/>
+          <w:szCs w:val="20"/>
+        </w:rPr>
+      </w:pPr>
       <w:r>
         <w:rPr>
           <w:sz w:val="20"/>
@@ -166,19 +303,53 @@
         <w:t xml:space="preserve">dovolte, abychom Vás informovali, že se </w:t>
       </w:r>
       <w:r>
-        <w:rPr>
-          <w:color w:val="FF0000"/>
-          <w:sz w:val="20"/>
-          <w:szCs w:val="20"/>
-        </w:rPr>
-        <w:t>Váš syn/Vaše dcera</w:t>
-      </w:r>
-      <w:r>
-        <w:rPr>
-          <w:sz w:val="20"/>
-          <w:szCs w:val="20"/>
-        </w:rPr>
-        <w:t xml:space="preserve"> zúčastn</w:t>
+        <w:fldChar w:fldCharType="begin"/>
+      </w:r>
+      <w:r>
+        <w:instrText xml:space="preserve"> IF </w:instrText>
+      </w:r>
+      <w:r>
+        <w:fldChar w:fldCharType="begin"/>
+      </w:r>
+      <w:r>
+        <w:instrText xml:space="preserve"> MERGEFIELD pohlaví </w:instrText>
+      </w:r>
+      <w:r>
+        <w:fldChar w:fldCharType="separate"/>
+      </w:r>
+      <w:r>
+        <w:rPr>
+          <w:noProof/>
+        </w:rPr>
+        <w:instrText>m</w:instrText>
+      </w:r>
+      <w:r>
+        <w:fldChar w:fldCharType="end"/>
+      </w:r>
+      <w:r>
+        <w:instrText xml:space="preserve"> = "m" "Váš syn" "Vaše dcera" </w:instrText>
+      </w:r>
+      <w:r>
+        <w:fldChar w:fldCharType="separate"/>
+      </w:r>
+      <w:r>
+        <w:rPr>
+          <w:noProof/>
+        </w:rPr>
+        <w:t>Váš syn</w:t>
+      </w:r>
+      <w:r>
+        <w:fldChar w:fldCharType="end"/>
+      </w:r>
+      <w:r>
+        <w:t xml:space="preserve"> </w:t>
+      </w:r>
+      <w:r>
+        <w:rPr>
+          <w:sz w:val="20"/>
+          <w:szCs w:val="20"/>
+        </w:rPr>
+        <w:t>zúčastn</w:t>
       </w:r>
       <w:r>
         <w:rPr>
@@ -360,7 +531,464 @@
           <w:sz w:val="20"/>
           <w:szCs w:val="20"/>
         </w:rPr>
-        <w:t xml:space="preserve">   ředitel</w:t>
+        <w:t xml:space="preserve">   </w:t>
+      </w:r>
+      <w:r>
+        <w:rPr>
+          <w:sz w:val="20"/>
+          <w:szCs w:val="20"/>
+        </w:rPr>
+        <w:t>Ř</w:t>
+      </w:r>
+      <w:r>
+        <w:rPr>
+          <w:sz w:val="20"/>
+          <w:szCs w:val="20"/>
+        </w:rPr>
+        <w:t>editel</w:t>
+      </w:r>
+    </w:p>
+    <w:p>
+      <w:pPr>
+        <w:rPr>
+          <w:sz w:val="20"/>
+          <w:szCs w:val="20"/>
+        </w:rPr>
+      </w:pPr>
+      <w:r>
+        <w:rPr>
+          <w:sz w:val="20"/>
+          <w:szCs w:val="20"/>
+        </w:rPr>
+        <w:fldChar w:fldCharType="begin"/>
+      </w:r>
+      <w:r>
+        <w:rPr>
+          <w:sz w:val="20"/>
+          <w:szCs w:val="20"/>
+        </w:rPr>
+        <w:instrText xml:space="preserve"> NEXT </w:instrText>
+      </w:r>
+      <w:r>
+        <w:rPr>
+          <w:sz w:val="20"/>
+          <w:szCs w:val="20"/>
+        </w:rPr>
+        <w:fldChar w:fldCharType="end"/>
+      </w:r>
+    </w:p>
+    <w:p>
+      <w:pPr>
+        <w:rPr>
+          <w:sz w:val="16"/>
+          <w:szCs w:val="16"/>
+        </w:rPr>
+      </w:pPr>
+    </w:p>
+    <w:p>
+      <w:pPr>
+        <w:rPr>
+          <w:sz w:val="16"/>
+          <w:szCs w:val="16"/>
+        </w:rPr>
+      </w:pPr>
+    </w:p>
+    <w:p>
+      <w:pPr>
+        <w:jc w:val="right"/>
+        <w:rPr>
+          <w:noProof/>
+          <w:sz w:val="20"/>
+          <w:szCs w:val="20"/>
+        </w:rPr>
+      </w:pPr>
+      <w:r>
+        <w:rPr>
+          <w:sz w:val="20"/>
+          <w:szCs w:val="20"/>
+        </w:rPr>
+        <w:fldChar w:fldCharType="begin"/>
+      </w:r>
+      <w:r>
+        <w:rPr>
+          <w:sz w:val="20"/>
+          <w:szCs w:val="20"/>
+        </w:rPr>
+        <w:instrText xml:space="preserve"> ADDRESSBLOCK \f "&lt;&lt;_COMPANY_</w:instrText>
+      </w:r>
+      <w:r>
+        <w:rPr>
+          <w:sz w:val="20"/>
+          <w:szCs w:val="20"/>
+        </w:rPr>
+        <w:cr/>
+        <w:instrText>&gt;&gt;&lt;&lt;_FIRST0_&gt;&gt;&lt;&lt; _LAST0_&gt;&gt;&lt;&lt; _SUFFIX0_&gt;&gt;</w:instrText>
+      </w:r>
+      <w:r>
+        <w:rPr>
+          <w:sz w:val="20"/>
+          <w:szCs w:val="20"/>
+        </w:rPr>
+        <w:cr/>
+        <w:instrText>&lt;&lt;_STREET1_</w:instrText>
+      </w:r>
+      <w:r>
+        <w:rPr>
+          <w:sz w:val="20"/>
+          <w:szCs w:val="20"/>
+        </w:rPr>
+        <w:cr/>
+        <w:instrText>&gt;&gt;&lt;&lt;_STREET2_</w:instrText>
+      </w:r>
+      <w:r>
+        <w:rPr>
+          <w:sz w:val="20"/>
+          <w:szCs w:val="20"/>
+        </w:rPr>
+        <w:cr/>
+        <w:instrText>&gt;&gt;&lt;&lt;_POSTAL_  &gt;&gt;&lt;&lt;_CITY_&gt;&gt;&lt;&lt;</w:instrText>
+      </w:r>
+      <w:r>
+        <w:rPr>
+          <w:sz w:val="20"/>
+          <w:szCs w:val="20"/>
+        </w:rPr>
+        <w:cr/>
+        <w:instrText xml:space="preserve">_COUNTRY_&gt;&gt;" \l 1029 \c 2 \e "Česká republika" \d </w:instrText>
+      </w:r>
+      <w:r>
+        <w:rPr>
+          <w:sz w:val="20"/>
+          <w:szCs w:val="20"/>
+        </w:rPr>
+        <w:fldChar w:fldCharType="separate"/>
+      </w:r>
+      <w:r>
+        <w:rPr>
+          <w:noProof/>
+          <w:sz w:val="20"/>
+          <w:szCs w:val="20"/>
+        </w:rPr>
+        <w:t xml:space="preserve">Lukáš BABICKÝ </w:t>
+      </w:r>
+    </w:p>
+    <w:p>
+      <w:pPr>
+        <w:jc w:val="right"/>
+        <w:rPr>
+          <w:noProof/>
+          <w:sz w:val="20"/>
+          <w:szCs w:val="20"/>
+        </w:rPr>
+      </w:pPr>
+      <w:r>
+        <w:rPr>
+          <w:noProof/>
+          <w:sz w:val="20"/>
+          <w:szCs w:val="20"/>
+        </w:rPr>
+        <w:t>Kratka 24</w:t>
+      </w:r>
+    </w:p>
+    <w:p>
+      <w:pPr>
+        <w:jc w:val="right"/>
+        <w:rPr>
+          <w:sz w:val="20"/>
+          <w:szCs w:val="20"/>
+        </w:rPr>
+      </w:pPr>
+      <w:r>
+        <w:rPr>
+          <w:noProof/>
+          <w:sz w:val="20"/>
+          <w:szCs w:val="20"/>
+        </w:rPr>
+        <w:t>24824  Příbram</w:t>
+      </w:r>
+      <w:r>
+        <w:rPr>
+          <w:sz w:val="20"/>
+          <w:szCs w:val="20"/>
+        </w:rPr>
+        <w:fldChar w:fldCharType="end"/>
+      </w:r>
+    </w:p>
+    <w:p>
+      <w:pPr>
+        <w:rPr>
+          <w:sz w:val="20"/>
+          <w:szCs w:val="20"/>
+        </w:rPr>
+      </w:pPr>
+    </w:p>
+    <w:p>
+      <w:pPr>
+        <w:rPr>
+          <w:sz w:val="20"/>
+          <w:szCs w:val="20"/>
+        </w:rPr>
+      </w:pPr>
+      <w:r>
+        <w:rPr>
+          <w:sz w:val="20"/>
+          <w:szCs w:val="20"/>
+        </w:rPr>
+        <w:t>Vážená paní, vážený pane,</w:t>
+      </w:r>
+    </w:p>
+    <w:p>
+      <w:pPr>
+        <w:rPr>
+          <w:sz w:val="20"/>
+          <w:szCs w:val="20"/>
+        </w:rPr>
+      </w:pPr>
+    </w:p>
+    <w:p>
+      <w:pPr>
+        <w:rPr>
+          <w:sz w:val="20"/>
+          <w:szCs w:val="20"/>
+        </w:rPr>
+      </w:pPr>
+      <w:r>
+        <w:rPr>
+          <w:sz w:val="20"/>
+          <w:szCs w:val="20"/>
+        </w:rPr>
+        <w:t xml:space="preserve">dovolte, abychom Vás informovali, že se </w:t>
+      </w:r>
+      <w:r>
+        <w:fldChar w:fldCharType="begin"/>
+      </w:r>
+      <w:r>
+        <w:instrText xml:space="preserve"> IF </w:instrText>
+      </w:r>
+      <w:r>
+        <w:fldChar w:fldCharType="begin"/>
+      </w:r>
+      <w:r>
+        <w:instrText xml:space="preserve"> MERGEFIELD pohlaví </w:instrText>
+      </w:r>
+      <w:r>
+        <w:fldChar w:fldCharType="separate"/>
+      </w:r>
+      <w:r>
+        <w:rPr>
+          <w:noProof/>
+        </w:rPr>
+        <w:instrText>m</w:instrText>
+      </w:r>
+      <w:r>
+        <w:fldChar w:fldCharType="end"/>
+      </w:r>
+      <w:r>
+        <w:instrText xml:space="preserve"> = "m" "Váš syn" "Vaše dcera" </w:instrText>
+      </w:r>
+      <w:r>
+        <w:fldChar w:fldCharType="separate"/>
+      </w:r>
+      <w:r>
+        <w:rPr>
+          <w:noProof/>
+        </w:rPr>
+        <w:t>Váš syn</w:t>
+      </w:r>
+      <w:r>
+        <w:fldChar w:fldCharType="end"/>
+      </w:r>
+      <w:r>
+        <w:t xml:space="preserve"> </w:t>
+      </w:r>
+      <w:r>
+        <w:rPr>
+          <w:sz w:val="20"/>
+          <w:szCs w:val="20"/>
+        </w:rPr>
+        <w:t>zúčastn</w:t>
+      </w:r>
+      <w:r>
+        <w:rPr>
+          <w:sz w:val="20"/>
+          <w:szCs w:val="20"/>
+        </w:rPr>
+        <w:t>í sportovního kurzu ve Vojtově mlýně</w:t>
+      </w:r>
+      <w:r>
+        <w:rPr>
+          <w:sz w:val="20"/>
+          <w:szCs w:val="20"/>
+        </w:rPr>
+        <w:t>.</w:t>
+      </w:r>
+    </w:p>
+    <w:p>
+      <w:pPr>
+        <w:rPr>
+          <w:sz w:val="20"/>
+          <w:szCs w:val="20"/>
+        </w:rPr>
+      </w:pPr>
+    </w:p>
+    <w:p>
+      <w:pPr>
+        <w:rPr>
+          <w:sz w:val="20"/>
+          <w:szCs w:val="20"/>
+        </w:rPr>
+      </w:pPr>
+      <w:r>
+        <w:rPr>
+          <w:sz w:val="20"/>
+          <w:szCs w:val="20"/>
+        </w:rPr>
+        <w:t>S</w:t>
+      </w:r>
+      <w:r>
+        <w:rPr>
+          <w:sz w:val="20"/>
+          <w:szCs w:val="20"/>
+        </w:rPr>
+        <w:t> </w:t>
+      </w:r>
+      <w:r>
+        <w:rPr>
+          <w:sz w:val="20"/>
+          <w:szCs w:val="20"/>
+        </w:rPr>
+        <w:t>pozdravem</w:t>
+      </w:r>
+    </w:p>
+    <w:p>
+      <w:pPr>
+        <w:rPr>
+          <w:sz w:val="20"/>
+          <w:szCs w:val="20"/>
+        </w:rPr>
+      </w:pPr>
+    </w:p>
+    <w:p>
+      <w:pPr>
+        <w:rPr>
+          <w:sz w:val="20"/>
+          <w:szCs w:val="20"/>
+        </w:rPr>
+      </w:pPr>
+      <w:r>
+        <w:rPr>
+          <w:sz w:val="20"/>
+          <w:szCs w:val="20"/>
+        </w:rPr>
+        <w:tab/>
+      </w:r>
+      <w:r>
+        <w:rPr>
+          <w:sz w:val="20"/>
+          <w:szCs w:val="20"/>
+        </w:rPr>
+        <w:tab/>
+      </w:r>
+      <w:r>
+        <w:rPr>
+          <w:sz w:val="20"/>
+          <w:szCs w:val="20"/>
+        </w:rPr>
+        <w:tab/>
+      </w:r>
+      <w:r>
+        <w:rPr>
+          <w:sz w:val="20"/>
+          <w:szCs w:val="20"/>
+        </w:rPr>
+        <w:tab/>
+      </w:r>
+      <w:r>
+        <w:rPr>
+          <w:sz w:val="20"/>
+          <w:szCs w:val="20"/>
+        </w:rPr>
+        <w:tab/>
+      </w:r>
+      <w:r>
+        <w:rPr>
+          <w:sz w:val="20"/>
+          <w:szCs w:val="20"/>
+        </w:rPr>
+        <w:tab/>
+      </w:r>
+      <w:r>
+        <w:rPr>
+          <w:sz w:val="20"/>
+          <w:szCs w:val="20"/>
+        </w:rPr>
+        <w:tab/>
+        <w:t>Ing. Martin Vodička</w:t>
+      </w:r>
+    </w:p>
+    <w:p>
+      <w:pPr>
+        <w:rPr>
+          <w:sz w:val="20"/>
+          <w:szCs w:val="20"/>
+        </w:rPr>
+      </w:pPr>
+      <w:r>
+        <w:rPr>
+          <w:sz w:val="20"/>
+          <w:szCs w:val="20"/>
+        </w:rPr>
+        <w:tab/>
+      </w:r>
+      <w:r>
+        <w:rPr>
+          <w:sz w:val="20"/>
+          <w:szCs w:val="20"/>
+        </w:rPr>
+        <w:tab/>
+      </w:r>
+      <w:r>
+        <w:rPr>
+          <w:sz w:val="20"/>
+          <w:szCs w:val="20"/>
+        </w:rPr>
+        <w:tab/>
+      </w:r>
+      <w:r>
+        <w:rPr>
+          <w:sz w:val="20"/>
+          <w:szCs w:val="20"/>
+        </w:rPr>
+        <w:tab/>
+      </w:r>
+      <w:r>
+        <w:rPr>
+          <w:sz w:val="20"/>
+          <w:szCs w:val="20"/>
+        </w:rPr>
+        <w:tab/>
+      </w:r>
+      <w:r>
+        <w:rPr>
+          <w:sz w:val="20"/>
+          <w:szCs w:val="20"/>
+        </w:rPr>
+        <w:tab/>
+      </w:r>
+      <w:r>
+        <w:rPr>
+          <w:sz w:val="20"/>
+          <w:szCs w:val="20"/>
+        </w:rPr>
+        <w:tab/>
+        <w:t xml:space="preserve">       </w:t>
+      </w:r>
+      <w:r>
+        <w:rPr>
+          <w:sz w:val="20"/>
+          <w:szCs w:val="20"/>
+        </w:rPr>
+        <w:t xml:space="preserve">   Ředitel</w:t>
       </w:r>
     </w:p>
     <w:p>
@@ -424,7 +1052,7 @@
 </file>
 
 <file path=word/numbering.xml><?xml version="1.0" encoding="utf-8"?>
-<w:numbering xmlns:wpc="http://schemas.microsoft.com/office/word/2010/wordprocessingCanvas" xmlns:cx="http://schemas.microsoft.com/office/drawing/2014/chartex" xmlns:cx1="http://schemas.microsoft.com/office/drawing/2015/9/8/chartex" xmlns:cx2="http://schemas.microsoft.com/office/drawing/2015/10/21/chartex" xmlns:cx3="http://schemas.microsoft.com/office/drawing/2016/5/9/chartex" xmlns:cx4="http://schemas.microsoft.com/office/drawing/2016/5/10/chartex" xmlns:cx5="http://schemas.microsoft.com/office/drawing/2016/5/11/chartex" xmlns:cx6="http://schemas.microsoft.com/office/drawing/2016/5/12/chartex" xmlns:cx7="http://schemas.microsoft.com/office/drawing/2016/5/13/chartex" xmlns:cx8="http://schemas.microsoft.com/office/drawing/2016/5/14/chartex" xmlns:mc="http://schemas.openxmlformats.org/markup-compatibility/2006" xmlns:aink="http://schemas.microsoft.com/office/drawing/2016/ink" xmlns:am3d="http://schemas.microsoft.com/office/drawing/2017/model3d" xmlns:o="urn:schemas-microsoft-com:office:office" xmlns:r="http://schemas.openxmlformats.org/officeDocument/2006/relationships" xmlns:m="http://schemas.openxmlformats.org/officeDocument/2006/math" xmlns:v="urn:schemas-microsoft-com:vml" xmlns:wp14="http://schemas.microsoft.com/office/word/2010/wordprocessingDrawing" xmlns:wp="http://schemas.openxmlformats.org/drawingml/2006/wordprocessingDrawing" xmlns:w10="urn:schemas-microsoft-com:office:word" xmlns:w="http://schemas.openxmlformats.org/wordprocessingml/2006/main" xmlns:w14="http://schemas.microsoft.com/office/word/2010/wordml" xmlns:w15="http://schemas.microsoft.com/office/word/2012/wordml" xmlns:w16cex="http://schemas.microsoft.com/office/word/2018/wordml/cex" xmlns:w16cid="http://schemas.microsoft.com/office/word/2016/wordml/cid" xmlns:w16="http://schemas.microsoft.com/office/word/2018/wordml" xmlns:w16sdtdh="http://schemas.microsoft.com/office/word/2020/wordml/sdtdatahash" xmlns:w16se="http://schemas.microsoft.com/office/word/2015/wordml/symex" xmlns:wpg="http://schemas.microsoft.com/office/word/2010/wordprocessingGroup" xmlns:wpi="http://schemas.microsoft.com/office/word/2010/wordprocessingInk" xmlns:wne="http://schemas.microsoft.com/office/word/2006/wordml" xmlns:wps="http://schemas.microsoft.com/office/word/2010/wordprocessingShape" mc:Ignorable="w14 w15 w16se w16cid w16 w16cex w16sdtdh wp14">
+<w:numbering xmlns:wpc="http://schemas.microsoft.com/office/word/2010/wordprocessingCanvas" xmlns:cx="http://schemas.microsoft.com/office/drawing/2014/chartex" xmlns:cx1="http://schemas.microsoft.com/office/drawing/2015/9/8/chartex" xmlns:cx2="http://schemas.microsoft.com/office/drawing/2015/10/21/chartex" xmlns:cx3="http://schemas.microsoft.com/office/drawing/2016/5/9/chartex" xmlns:cx4="http://schemas.microsoft.com/office/drawing/2016/5/10/chartex" xmlns:cx5="http://schemas.microsoft.com/office/drawing/2016/5/11/chartex" xmlns:cx6="http://schemas.microsoft.com/office/drawing/2016/5/12/chartex" xmlns:cx7="http://schemas.microsoft.com/office/drawing/2016/5/13/chartex" xmlns:cx8="http://schemas.microsoft.com/office/drawing/2016/5/14/chartex" xmlns:mc="http://schemas.openxmlformats.org/markup-compatibility/2006" xmlns:aink="http://schemas.microsoft.com/office/drawing/2016/ink" xmlns:am3d="http://schemas.microsoft.com/office/drawing/2017/model3d" xmlns:o="urn:schemas-microsoft-com:office:office" xmlns:oel="http://schemas.microsoft.com/office/2019/extlst" xmlns:r="http://schemas.openxmlformats.org/officeDocument/2006/relationships" xmlns:m="http://schemas.openxmlformats.org/officeDocument/2006/math" xmlns:v="urn:schemas-microsoft-com:vml" xmlns:wp14="http://schemas.microsoft.com/office/word/2010/wordprocessingDrawing" xmlns:wp="http://schemas.openxmlformats.org/drawingml/2006/wordprocessingDrawing" xmlns:w10="urn:schemas-microsoft-com:office:word" xmlns:w="http://schemas.openxmlformats.org/wordprocessingml/2006/main" xmlns:w14="http://schemas.microsoft.com/office/word/2010/wordml" xmlns:w15="http://schemas.microsoft.com/office/word/2012/wordml" xmlns:w16cex="http://schemas.microsoft.com/office/word/2018/wordml/cex" xmlns:w16cid="http://schemas.microsoft.com/office/word/2016/wordml/cid" xmlns:w16="http://schemas.microsoft.com/office/word/2018/wordml" xmlns:w16sdtdh="http://schemas.microsoft.com/office/word/2020/wordml/sdtdatahash" xmlns:w16se="http://schemas.microsoft.com/office/word/2015/wordml/symex" xmlns:wpg="http://schemas.microsoft.com/office/word/2010/wordprocessingGroup" xmlns:wpi="http://schemas.microsoft.com/office/word/2010/wordprocessingInk" xmlns:wne="http://schemas.microsoft.com/office/word/2006/wordml" xmlns:wps="http://schemas.microsoft.com/office/word/2010/wordprocessingShape" mc:Ignorable="w14 w15 w16se w16cid w16 w16cex w16sdtdh wp14">
   <w:abstractNum w:abstractNumId="0" w15:restartNumberingAfterBreak="0">
     <w:nsid w:val="2BE943D6"/>
     <w:multiLevelType w:val="hybridMultilevel"/>
@@ -552,10 +1180,1215 @@
       </w:pPr>
     </w:lvl>
   </w:abstractNum>
-  <w:num w:numId="1">
+  <w:num w:numId="1" w16cid:durableId="1683361615">
     <w:abstractNumId w:val="0"/>
   </w:num>
 </w:numbering>
+</file>
+
+<file path=word/recipientData.xml><?xml version="1.0" encoding="utf-8"?>
+<wne:recipients xmlns:wpc="http://schemas.microsoft.com/office/word/2010/wordprocessingCanvas" xmlns:cx="http://schemas.microsoft.com/office/drawing/2014/chartex" xmlns:cx1="http://schemas.microsoft.com/office/drawing/2015/9/8/chartex" xmlns:cx2="http://schemas.microsoft.com/office/drawing/2015/10/21/chartex" xmlns:cx3="http://schemas.microsoft.com/office/drawing/2016/5/9/chartex" xmlns:cx4="http://schemas.microsoft.com/office/drawing/2016/5/10/chartex" xmlns:cx5="http://schemas.microsoft.com/office/drawing/2016/5/11/chartex" xmlns:cx6="http://schemas.microsoft.com/office/drawing/2016/5/12/chartex" xmlns:cx7="http://schemas.microsoft.com/office/drawing/2016/5/13/chartex" xmlns:cx8="http://schemas.microsoft.com/office/drawing/2016/5/14/chartex" xmlns:mc="http://schemas.openxmlformats.org/markup-compatibility/2006" xmlns:aink="http://schemas.microsoft.com/office/drawing/2016/ink" xmlns:am3d="http://schemas.microsoft.com/office/drawing/2017/model3d" xmlns:o="urn:schemas-microsoft-com:office:office" xmlns:oel="http://schemas.microsoft.com/office/2019/extlst" xmlns:r="http://schemas.openxmlformats.org/officeDocument/2006/relationships" xmlns:m="http://schemas.openxmlformats.org/officeDocument/2006/math" xmlns:v="urn:schemas-microsoft-com:vml" xmlns:wp14="http://schemas.microsoft.com/office/word/2010/wordprocessingDrawing" xmlns:wp="http://schemas.openxmlformats.org/drawingml/2006/wordprocessingDrawing" xmlns:w10="urn:schemas-microsoft-com:office:word" xmlns:w="http://schemas.openxmlformats.org/wordprocessingml/2006/main" xmlns:w14="http://schemas.microsoft.com/office/word/2010/wordml" xmlns:w15="http://schemas.microsoft.com/office/word/2012/wordml" xmlns:w16cex="http://schemas.microsoft.com/office/word/2018/wordml/cex" xmlns:w16cid="http://schemas.microsoft.com/office/word/2016/wordml/cid" xmlns:w16="http://schemas.microsoft.com/office/word/2018/wordml" xmlns:w16sdtdh="http://schemas.microsoft.com/office/word/2020/wordml/sdtdatahash" xmlns:w16se="http://schemas.microsoft.com/office/word/2015/wordml/symex" xmlns:wpg="http://schemas.microsoft.com/office/word/2010/wordprocessingGroup" xmlns:wpi="http://schemas.microsoft.com/office/word/2010/wordprocessingInk" xmlns:wne="http://schemas.microsoft.com/office/word/2006/wordml" xmlns:wps="http://schemas.microsoft.com/office/word/2010/wordprocessingShape" mc:Ignorable="w14 w15 w16se w16cid w16 w16cex w16sdtdh wp14">
+  <wne:recipientData>
+    <wne:active wne:val="1"/>
+    <wne:hash wne:val="899180834"/>
+  </wne:recipientData>
+  <wne:recipientData>
+    <wne:active wne:val="1"/>
+    <wne:hash wne:val="1265473859"/>
+  </wne:recipientData>
+  <wne:recipientData>
+    <wne:active wne:val="1"/>
+    <wne:hash wne:val="1857056801"/>
+  </wne:recipientData>
+  <wne:recipientData>
+    <wne:active wne:val="1"/>
+    <wne:hash wne:val="1275737556"/>
+  </wne:recipientData>
+  <wne:recipientData>
+    <wne:active wne:val="1"/>
+    <wne:hash wne:val="1256355028"/>
+  </wne:recipientData>
+  <wne:recipientData>
+    <wne:active wne:val="1"/>
+    <wne:hash wne:val="-613428741"/>
+  </wne:recipientData>
+  <wne:recipientData>
+    <wne:active wne:val="1"/>
+    <wne:hash wne:val="1186772989"/>
+  </wne:recipientData>
+  <wne:recipientData>
+    <wne:active wne:val="1"/>
+    <wne:hash wne:val="-696647595"/>
+  </wne:recipientData>
+  <wne:recipientData>
+    <wne:active wne:val="1"/>
+    <wne:hash wne:val="2028929546"/>
+  </wne:recipientData>
+  <wne:recipientData>
+    <wne:active wne:val="1"/>
+    <wne:hash wne:val="1808409354"/>
+  </wne:recipientData>
+  <wne:recipientData>
+    <wne:active wne:val="1"/>
+    <wne:hash wne:val="365516238"/>
+  </wne:recipientData>
+  <wne:recipientData>
+    <wne:active wne:val="1"/>
+    <wne:hash wne:val="1348295084"/>
+  </wne:recipientData>
+  <wne:recipientData>
+    <wne:active wne:val="1"/>
+    <wne:hash wne:val="972991677"/>
+  </wne:recipientData>
+  <wne:recipientData>
+    <wne:active wne:val="1"/>
+    <wne:hash wne:val="963978817"/>
+  </wne:recipientData>
+  <wne:recipientData>
+    <wne:active wne:val="1"/>
+    <wne:hash wne:val="-1992261068"/>
+  </wne:recipientData>
+  <wne:recipientData>
+    <wne:active wne:val="1"/>
+    <wne:hash wne:val="-76203713"/>
+  </wne:recipientData>
+  <wne:recipientData>
+    <wne:active wne:val="1"/>
+    <wne:hash wne:val="421987117"/>
+  </wne:recipientData>
+  <wne:recipientData>
+    <wne:active wne:val="1"/>
+    <wne:hash wne:val="-910570112"/>
+  </wne:recipientData>
+  <wne:recipientData>
+    <wne:active wne:val="1"/>
+    <wne:hash wne:val="-782690912"/>
+  </wne:recipientData>
+  <wne:recipientData>
+    <wne:active wne:val="1"/>
+    <wne:hash wne:val="-395794428"/>
+  </wne:recipientData>
+  <wne:recipientData>
+    <wne:active wne:val="1"/>
+    <wne:hash wne:val="1631861888"/>
+  </wne:recipientData>
+  <wne:recipientData>
+    <wne:active wne:val="1"/>
+    <wne:hash wne:val="-1643390300"/>
+  </wne:recipientData>
+  <wne:recipientData>
+    <wne:active wne:val="1"/>
+    <wne:hash wne:val="1304739719"/>
+  </wne:recipientData>
+  <wne:recipientData>
+    <wne:active wne:val="1"/>
+    <wne:hash wne:val="-162611162"/>
+  </wne:recipientData>
+  <wne:recipientData>
+    <wne:active wne:val="1"/>
+    <wne:hash wne:val="-802248660"/>
+  </wne:recipientData>
+  <wne:recipientData>
+    <wne:active wne:val="1"/>
+    <wne:hash wne:val="1795993013"/>
+  </wne:recipientData>
+  <wne:recipientData>
+    <wne:active wne:val="1"/>
+    <wne:hash wne:val="1327650784"/>
+  </wne:recipientData>
+  <wne:recipientData>
+    <wne:active wne:val="1"/>
+    <wne:hash wne:val="392327995"/>
+  </wne:recipientData>
+  <wne:recipientData>
+    <wne:active wne:val="1"/>
+    <wne:hash wne:val="-1033363830"/>
+  </wne:recipientData>
+  <wne:recipientData>
+    <wne:active wne:val="1"/>
+    <wne:hash wne:val="-492439918"/>
+  </wne:recipientData>
+  <wne:recipientData>
+    <wne:active wne:val="1"/>
+    <wne:hash wne:val="-1986197614"/>
+  </wne:recipientData>
+  <wne:recipientData>
+    <wne:active wne:val="1"/>
+    <wne:hash wne:val="-473493774"/>
+  </wne:recipientData>
+  <wne:recipientData>
+    <wne:active wne:val="1"/>
+    <wne:hash wne:val="2060750017"/>
+  </wne:recipientData>
+  <wne:recipientData>
+    <wne:active wne:val="1"/>
+    <wne:hash wne:val="1527757407"/>
+  </wne:recipientData>
+  <wne:recipientData>
+    <wne:active wne:val="1"/>
+    <wne:hash wne:val="-553518186"/>
+  </wne:recipientData>
+  <wne:recipientData>
+    <wne:active wne:val="1"/>
+    <wne:hash wne:val="1283890096"/>
+  </wne:recipientData>
+  <wne:recipientData>
+    <wne:active wne:val="1"/>
+    <wne:hash wne:val="-1149838850"/>
+  </wne:recipientData>
+  <wne:recipientData>
+    <wne:active wne:val="1"/>
+    <wne:hash wne:val="775913916"/>
+  </wne:recipientData>
+  <wne:recipientData>
+    <wne:active wne:val="1"/>
+    <wne:hash wne:val="-1961711335"/>
+  </wne:recipientData>
+  <wne:recipientData>
+    <wne:active wne:val="1"/>
+    <wne:hash wne:val="-1863210897"/>
+  </wne:recipientData>
+  <wne:recipientData>
+    <wne:active wne:val="1"/>
+    <wne:hash wne:val="-1726926812"/>
+  </wne:recipientData>
+  <wne:recipientData>
+    <wne:active wne:val="1"/>
+    <wne:hash wne:val="-71285879"/>
+  </wne:recipientData>
+  <wne:recipientData>
+    <wne:active wne:val="1"/>
+    <wne:hash wne:val="-5292736"/>
+  </wne:recipientData>
+  <wne:recipientData>
+    <wne:active wne:val="1"/>
+    <wne:hash wne:val="821056241"/>
+  </wne:recipientData>
+  <wne:recipientData>
+    <wne:active wne:val="1"/>
+    <wne:hash wne:val="-57115242"/>
+  </wne:recipientData>
+  <wne:recipientData>
+    <wne:active wne:val="1"/>
+    <wne:hash wne:val="-1758031800"/>
+  </wne:recipientData>
+  <wne:recipientData>
+    <wne:active wne:val="1"/>
+    <wne:hash wne:val="1071129233"/>
+  </wne:recipientData>
+  <wne:recipientData>
+    <wne:active wne:val="1"/>
+    <wne:hash wne:val="1058647894"/>
+  </wne:recipientData>
+  <wne:recipientData>
+    <wne:active wne:val="1"/>
+    <wne:hash wne:val="-171491730"/>
+  </wne:recipientData>
+  <wne:recipientData>
+    <wne:active wne:val="1"/>
+    <wne:hash wne:val="-1971686407"/>
+  </wne:recipientData>
+  <wne:recipientData>
+    <wne:active wne:val="1"/>
+    <wne:hash wne:val="-1190453610"/>
+  </wne:recipientData>
+  <wne:recipientData>
+    <wne:active wne:val="1"/>
+    <wne:hash wne:val="-1669644328"/>
+  </wne:recipientData>
+  <wne:recipientData>
+    <wne:active wne:val="1"/>
+    <wne:hash wne:val="-1784479106"/>
+  </wne:recipientData>
+  <wne:recipientData>
+    <wne:active wne:val="1"/>
+    <wne:hash wne:val="-1688517555"/>
+  </wne:recipientData>
+  <wne:recipientData>
+    <wne:active wne:val="1"/>
+    <wne:hash wne:val="781116462"/>
+  </wne:recipientData>
+  <wne:recipientData>
+    <wne:active wne:val="1"/>
+    <wne:hash wne:val="1770446685"/>
+  </wne:recipientData>
+  <wne:recipientData>
+    <wne:active wne:val="1"/>
+    <wne:hash wne:val="722722428"/>
+  </wne:recipientData>
+  <wne:recipientData>
+    <wne:active wne:val="1"/>
+    <wne:hash wne:val="-1429641302"/>
+  </wne:recipientData>
+  <wne:recipientData>
+    <wne:active wne:val="1"/>
+    <wne:hash wne:val="-1009017830"/>
+  </wne:recipientData>
+  <wne:recipientData>
+    <wne:active wne:val="1"/>
+    <wne:hash wne:val="-387589098"/>
+  </wne:recipientData>
+  <wne:recipientData>
+    <wne:active wne:val="1"/>
+    <wne:hash wne:val="252325589"/>
+  </wne:recipientData>
+  <wne:recipientData>
+    <wne:active wne:val="1"/>
+    <wne:hash wne:val="-335141235"/>
+  </wne:recipientData>
+  <wne:recipientData>
+    <wne:active wne:val="1"/>
+    <wne:hash wne:val="1055443535"/>
+  </wne:recipientData>
+  <wne:recipientData>
+    <wne:active wne:val="1"/>
+    <wne:hash wne:val="1797929129"/>
+  </wne:recipientData>
+  <wne:recipientData>
+    <wne:active wne:val="1"/>
+    <wne:hash wne:val="1990313606"/>
+  </wne:recipientData>
+  <wne:recipientData>
+    <wne:active wne:val="1"/>
+    <wne:hash wne:val="-562551183"/>
+  </wne:recipientData>
+  <wne:recipientData>
+    <wne:active wne:val="1"/>
+    <wne:hash wne:val="2025762319"/>
+  </wne:recipientData>
+  <wne:recipientData>
+    <wne:active wne:val="1"/>
+    <wne:hash wne:val="-1704206632"/>
+  </wne:recipientData>
+  <wne:recipientData>
+    <wne:active wne:val="1"/>
+    <wne:hash wne:val="176032310"/>
+  </wne:recipientData>
+  <wne:recipientData>
+    <wne:active wne:val="1"/>
+    <wne:hash wne:val="804840219"/>
+  </wne:recipientData>
+  <wne:recipientData>
+    <wne:active wne:val="1"/>
+    <wne:hash wne:val="-1376350514"/>
+  </wne:recipientData>
+  <wne:recipientData>
+    <wne:active wne:val="1"/>
+    <wne:hash wne:val="356004103"/>
+  </wne:recipientData>
+  <wne:recipientData>
+    <wne:active wne:val="1"/>
+    <wne:hash wne:val="-2013357257"/>
+  </wne:recipientData>
+  <wne:recipientData>
+    <wne:active wne:val="1"/>
+    <wne:hash wne:val="1300835140"/>
+  </wne:recipientData>
+  <wne:recipientData>
+    <wne:active wne:val="1"/>
+    <wne:hash wne:val="685984483"/>
+  </wne:recipientData>
+  <wne:recipientData>
+    <wne:active wne:val="1"/>
+    <wne:hash wne:val="2056393437"/>
+  </wne:recipientData>
+  <wne:recipientData>
+    <wne:active wne:val="1"/>
+    <wne:hash wne:val="970531825"/>
+  </wne:recipientData>
+  <wne:recipientData>
+    <wne:active wne:val="1"/>
+    <wne:hash wne:val="-187977741"/>
+  </wne:recipientData>
+  <wne:recipientData>
+    <wne:active wne:val="1"/>
+    <wne:hash wne:val="2107747107"/>
+  </wne:recipientData>
+  <wne:recipientData>
+    <wne:active wne:val="1"/>
+    <wne:hash wne:val="-1506312109"/>
+  </wne:recipientData>
+  <wne:recipientData>
+    <wne:active wne:val="1"/>
+    <wne:hash wne:val="-2137778306"/>
+  </wne:recipientData>
+  <wne:recipientData>
+    <wne:active wne:val="1"/>
+    <wne:hash wne:val="1968224730"/>
+  </wne:recipientData>
+  <wne:recipientData>
+    <wne:active wne:val="1"/>
+    <wne:hash wne:val="-110928778"/>
+  </wne:recipientData>
+  <wne:recipientData>
+    <wne:active wne:val="1"/>
+    <wne:hash wne:val="-634731513"/>
+  </wne:recipientData>
+  <wne:recipientData>
+    <wne:active wne:val="1"/>
+    <wne:hash wne:val="-1186630848"/>
+  </wne:recipientData>
+  <wne:recipientData>
+    <wne:active wne:val="1"/>
+    <wne:hash wne:val="-1855368839"/>
+  </wne:recipientData>
+  <wne:recipientData>
+    <wne:active wne:val="1"/>
+    <wne:hash wne:val="-646497151"/>
+  </wne:recipientData>
+  <wne:recipientData>
+    <wne:active wne:val="1"/>
+    <wne:hash wne:val="567853776"/>
+  </wne:recipientData>
+  <wne:recipientData>
+    <wne:active wne:val="1"/>
+    <wne:hash wne:val="-334138591"/>
+  </wne:recipientData>
+  <wne:recipientData>
+    <wne:active wne:val="1"/>
+    <wne:hash wne:val="-148133427"/>
+  </wne:recipientData>
+  <wne:recipientData>
+    <wne:active wne:val="1"/>
+    <wne:hash wne:val="959176064"/>
+  </wne:recipientData>
+  <wne:recipientData>
+    <wne:active wne:val="1"/>
+    <wne:hash wne:val="-1017133797"/>
+  </wne:recipientData>
+  <wne:recipientData>
+    <wne:active wne:val="1"/>
+    <wne:hash wne:val="-1690003499"/>
+  </wne:recipientData>
+  <wne:recipientData>
+    <wne:active wne:val="1"/>
+    <wne:hash wne:val="-598495542"/>
+  </wne:recipientData>
+  <wne:recipientData>
+    <wne:active wne:val="1"/>
+    <wne:hash wne:val="-1934908094"/>
+  </wne:recipientData>
+  <wne:recipientData>
+    <wne:active wne:val="1"/>
+    <wne:hash wne:val="-1059896510"/>
+  </wne:recipientData>
+  <wne:recipientData>
+    <wne:active wne:val="1"/>
+    <wne:hash wne:val="-1582142654"/>
+  </wne:recipientData>
+  <wne:recipientData>
+    <wne:active wne:val="1"/>
+    <wne:hash wne:val="-1834739134"/>
+  </wne:recipientData>
+  <wne:recipientData>
+    <wne:active wne:val="1"/>
+    <wne:hash wne:val="1454841120"/>
+  </wne:recipientData>
+  <wne:recipientData>
+    <wne:active wne:val="1"/>
+    <wne:hash wne:val="422506353"/>
+  </wne:recipientData>
+  <wne:recipientData>
+    <wne:active wne:val="1"/>
+    <wne:hash wne:val="137635070"/>
+  </wne:recipientData>
+  <wne:recipientData>
+    <wne:active wne:val="1"/>
+    <wne:hash wne:val="1307034939"/>
+  </wne:recipientData>
+  <wne:recipientData>
+    <wne:active wne:val="1"/>
+    <wne:hash wne:val="-84902961"/>
+  </wne:recipientData>
+  <wne:recipientData>
+    <wne:active wne:val="1"/>
+    <wne:hash wne:val="1158634824"/>
+  </wne:recipientData>
+  <wne:recipientData>
+    <wne:active wne:val="1"/>
+    <wne:hash wne:val="1477025652"/>
+  </wne:recipientData>
+  <wne:recipientData>
+    <wne:active wne:val="1"/>
+    <wne:hash wne:val="-518391934"/>
+  </wne:recipientData>
+  <wne:recipientData>
+    <wne:active wne:val="1"/>
+    <wne:hash wne:val="-2068096069"/>
+  </wne:recipientData>
+  <wne:recipientData>
+    <wne:active wne:val="1"/>
+    <wne:hash wne:val="218721650"/>
+  </wne:recipientData>
+  <wne:recipientData>
+    <wne:active wne:val="1"/>
+    <wne:hash wne:val="148113345"/>
+  </wne:recipientData>
+  <wne:recipientData>
+    <wne:active wne:val="1"/>
+    <wne:hash wne:val="1187095706"/>
+  </wne:recipientData>
+  <wne:recipientData>
+    <wne:active wne:val="1"/>
+    <wne:hash wne:val="893252821"/>
+  </wne:recipientData>
+  <wne:recipientData>
+    <wne:active wne:val="1"/>
+    <wne:hash wne:val="-1280550855"/>
+  </wne:recipientData>
+  <wne:recipientData>
+    <wne:active wne:val="1"/>
+    <wne:hash wne:val="-1574943637"/>
+  </wne:recipientData>
+  <wne:recipientData>
+    <wne:active wne:val="1"/>
+    <wne:hash wne:val="1719772161"/>
+  </wne:recipientData>
+  <wne:recipientData>
+    <wne:active wne:val="1"/>
+    <wne:hash wne:val="1508105454"/>
+  </wne:recipientData>
+  <wne:recipientData>
+    <wne:active wne:val="1"/>
+    <wne:hash wne:val="1976410411"/>
+  </wne:recipientData>
+  <wne:recipientData>
+    <wne:active wne:val="1"/>
+    <wne:hash wne:val="2123736863"/>
+  </wne:recipientData>
+  <wne:recipientData>
+    <wne:active wne:val="1"/>
+    <wne:hash wne:val="-191944290"/>
+  </wne:recipientData>
+  <wne:recipientData>
+    <wne:active wne:val="1"/>
+    <wne:hash wne:val="-87538006"/>
+  </wne:recipientData>
+  <wne:recipientData>
+    <wne:active wne:val="1"/>
+    <wne:hash wne:val="-259385602"/>
+  </wne:recipientData>
+  <wne:recipientData>
+    <wne:active wne:val="1"/>
+    <wne:hash wne:val="-719258251"/>
+  </wne:recipientData>
+  <wne:recipientData>
+    <wne:active wne:val="1"/>
+    <wne:hash wne:val="547131552"/>
+  </wne:recipientData>
+  <wne:recipientData>
+    <wne:active wne:val="1"/>
+    <wne:hash wne:val="1805071396"/>
+  </wne:recipientData>
+  <wne:recipientData>
+    <wne:active wne:val="1"/>
+    <wne:hash wne:val="1037376095"/>
+  </wne:recipientData>
+  <wne:recipientData>
+    <wne:active wne:val="1"/>
+    <wne:hash wne:val="2111950531"/>
+  </wne:recipientData>
+  <wne:recipientData>
+    <wne:active wne:val="1"/>
+    <wne:hash wne:val="-1095610462"/>
+  </wne:recipientData>
+  <wne:recipientData>
+    <wne:active wne:val="1"/>
+    <wne:hash wne:val="-1386320464"/>
+  </wne:recipientData>
+  <wne:recipientData>
+    <wne:active wne:val="1"/>
+    <wne:hash wne:val="821042163"/>
+  </wne:recipientData>
+  <wne:recipientData>
+    <wne:active wne:val="1"/>
+    <wne:hash wne:val="-1496396414"/>
+  </wne:recipientData>
+  <wne:recipientData>
+    <wne:active wne:val="1"/>
+    <wne:hash wne:val="-118124878"/>
+  </wne:recipientData>
+  <wne:recipientData>
+    <wne:active wne:val="1"/>
+    <wne:hash wne:val="-950044728"/>
+  </wne:recipientData>
+  <wne:recipientData>
+    <wne:active wne:val="1"/>
+    <wne:hash wne:val="684481970"/>
+  </wne:recipientData>
+  <wne:recipientData>
+    <wne:active wne:val="1"/>
+    <wne:hash wne:val="-1134442279"/>
+  </wne:recipientData>
+  <wne:recipientData>
+    <wne:active wne:val="1"/>
+    <wne:hash wne:val="-246220586"/>
+  </wne:recipientData>
+  <wne:recipientData>
+    <wne:active wne:val="1"/>
+    <wne:hash wne:val="-1658297267"/>
+  </wne:recipientData>
+  <wne:recipientData>
+    <wne:active wne:val="1"/>
+    <wne:hash wne:val="915041213"/>
+  </wne:recipientData>
+  <wne:recipientData>
+    <wne:active wne:val="1"/>
+    <wne:hash wne:val="-1367837341"/>
+  </wne:recipientData>
+  <wne:recipientData>
+    <wne:active wne:val="1"/>
+    <wne:hash wne:val="1119967774"/>
+  </wne:recipientData>
+  <wne:recipientData>
+    <wne:active wne:val="1"/>
+    <wne:hash wne:val="747937182"/>
+  </wne:recipientData>
+  <wne:recipientData>
+    <wne:active wne:val="1"/>
+    <wne:hash wne:val="82987063"/>
+  </wne:recipientData>
+  <wne:recipientData>
+    <wne:active wne:val="1"/>
+    <wne:hash wne:val="-79009209"/>
+  </wne:recipientData>
+  <wne:recipientData>
+    <wne:active wne:val="1"/>
+    <wne:hash wne:val="-1089086914"/>
+  </wne:recipientData>
+  <wne:recipientData>
+    <wne:active wne:val="1"/>
+    <wne:hash wne:val="521650740"/>
+  </wne:recipientData>
+  <wne:recipientData>
+    <wne:active wne:val="1"/>
+    <wne:hash wne:val="1844535566"/>
+  </wne:recipientData>
+  <wne:recipientData>
+    <wne:active wne:val="1"/>
+    <wne:hash wne:val="1754719736"/>
+  </wne:recipientData>
+  <wne:recipientData>
+    <wne:active wne:val="1"/>
+    <wne:hash wne:val="-637629671"/>
+  </wne:recipientData>
+  <wne:recipientData>
+    <wne:active wne:val="1"/>
+    <wne:hash wne:val="333306018"/>
+  </wne:recipientData>
+  <wne:recipientData>
+    <wne:active wne:val="1"/>
+    <wne:hash wne:val="1911484525"/>
+  </wne:recipientData>
+  <wne:recipientData>
+    <wne:active wne:val="1"/>
+    <wne:hash wne:val="-425393395"/>
+  </wne:recipientData>
+  <wne:recipientData>
+    <wne:active wne:val="1"/>
+    <wne:hash wne:val="548861842"/>
+  </wne:recipientData>
+  <wne:recipientData>
+    <wne:active wne:val="1"/>
+    <wne:hash wne:val="-511169855"/>
+  </wne:recipientData>
+  <wne:recipientData>
+    <wne:active wne:val="1"/>
+    <wne:hash wne:val="-2108151051"/>
+  </wne:recipientData>
+  <wne:recipientData>
+    <wne:active wne:val="1"/>
+    <wne:hash wne:val="-865880392"/>
+  </wne:recipientData>
+  <wne:recipientData>
+    <wne:active wne:val="1"/>
+    <wne:hash wne:val="1977551125"/>
+  </wne:recipientData>
+  <wne:recipientData>
+    <wne:active wne:val="1"/>
+    <wne:hash wne:val="-1237246304"/>
+  </wne:recipientData>
+  <wne:recipientData>
+    <wne:active wne:val="1"/>
+    <wne:hash wne:val="1371158248"/>
+  </wne:recipientData>
+  <wne:recipientData>
+    <wne:active wne:val="1"/>
+    <wne:hash wne:val="1799401972"/>
+  </wne:recipientData>
+  <wne:recipientData>
+    <wne:active wne:val="1"/>
+    <wne:hash wne:val="1098882047"/>
+  </wne:recipientData>
+  <wne:recipientData>
+    <wne:active wne:val="1"/>
+    <wne:hash wne:val="-1012492033"/>
+  </wne:recipientData>
+  <wne:recipientData>
+    <wne:active wne:val="1"/>
+    <wne:hash wne:val="-1024948398"/>
+  </wne:recipientData>
+  <wne:recipientData>
+    <wne:active wne:val="1"/>
+    <wne:hash wne:val="1233301786"/>
+  </wne:recipientData>
+  <wne:recipientData>
+    <wne:active wne:val="1"/>
+    <wne:hash wne:val="-1837798489"/>
+  </wne:recipientData>
+  <wne:recipientData>
+    <wne:active wne:val="1"/>
+    <wne:hash wne:val="-643628167"/>
+  </wne:recipientData>
+  <wne:recipientData>
+    <wne:active wne:val="1"/>
+    <wne:hash wne:val="857431808"/>
+  </wne:recipientData>
+  <wne:recipientData>
+    <wne:active wne:val="1"/>
+    <wne:hash wne:val="299731061"/>
+  </wne:recipientData>
+  <wne:recipientData>
+    <wne:active wne:val="1"/>
+    <wne:hash wne:val="306291213"/>
+  </wne:recipientData>
+  <wne:recipientData>
+    <wne:active wne:val="1"/>
+    <wne:hash wne:val="-1994958337"/>
+  </wne:recipientData>
+  <wne:recipientData>
+    <wne:active wne:val="1"/>
+    <wne:hash wne:val="2099326558"/>
+  </wne:recipientData>
+  <wne:recipientData>
+    <wne:active wne:val="1"/>
+    <wne:hash wne:val="497128730"/>
+  </wne:recipientData>
+  <wne:recipientData>
+    <wne:active wne:val="1"/>
+    <wne:hash wne:val="-1778397283"/>
+  </wne:recipientData>
+  <wne:recipientData>
+    <wne:active wne:val="1"/>
+    <wne:hash wne:val="-1095689824"/>
+  </wne:recipientData>
+  <wne:recipientData>
+    <wne:active wne:val="1"/>
+    <wne:hash wne:val="-606326743"/>
+  </wne:recipientData>
+  <wne:recipientData>
+    <wne:active wne:val="1"/>
+    <wne:hash wne:val="-1968196425"/>
+  </wne:recipientData>
+  <wne:recipientData>
+    <wne:active wne:val="1"/>
+    <wne:hash wne:val="-367417006"/>
+  </wne:recipientData>
+  <wne:recipientData>
+    <wne:active wne:val="1"/>
+    <wne:hash wne:val="-1256494062"/>
+  </wne:recipientData>
+  <wne:recipientData>
+    <wne:active wne:val="1"/>
+    <wne:hash wne:val="-247748215"/>
+  </wne:recipientData>
+  <wne:recipientData>
+    <wne:active wne:val="1"/>
+    <wne:hash wne:val="-288073628"/>
+  </wne:recipientData>
+  <wne:recipientData>
+    <wne:active wne:val="1"/>
+    <wne:hash wne:val="-1227607417"/>
+  </wne:recipientData>
+  <wne:recipientData>
+    <wne:active wne:val="1"/>
+    <wne:hash wne:val="-1199186128"/>
+  </wne:recipientData>
+  <wne:recipientData>
+    <wne:active wne:val="1"/>
+    <wne:hash wne:val="31578078"/>
+  </wne:recipientData>
+  <wne:recipientData>
+    <wne:active wne:val="1"/>
+    <wne:hash wne:val="1532819032"/>
+  </wne:recipientData>
+  <wne:recipientData>
+    <wne:active wne:val="1"/>
+    <wne:hash wne:val="1884034680"/>
+  </wne:recipientData>
+  <wne:recipientData>
+    <wne:active wne:val="1"/>
+    <wne:hash wne:val="26731036"/>
+  </wne:recipientData>
+  <wne:recipientData>
+    <wne:active wne:val="1"/>
+    <wne:hash wne:val="1652241141"/>
+  </wne:recipientData>
+  <wne:recipientData>
+    <wne:active wne:val="1"/>
+    <wne:hash wne:val="-32345102"/>
+  </wne:recipientData>
+  <wne:recipientData>
+    <wne:active wne:val="1"/>
+    <wne:hash wne:val="923226926"/>
+  </wne:recipientData>
+  <wne:recipientData>
+    <wne:active wne:val="1"/>
+    <wne:hash wne:val="1181556141"/>
+  </wne:recipientData>
+  <wne:recipientData>
+    <wne:active wne:val="1"/>
+    <wne:hash wne:val="783325625"/>
+  </wne:recipientData>
+  <wne:recipientData>
+    <wne:active wne:val="1"/>
+    <wne:hash wne:val="-530047640"/>
+  </wne:recipientData>
+  <wne:recipientData>
+    <wne:active wne:val="1"/>
+    <wne:hash wne:val="2115030347"/>
+  </wne:recipientData>
+  <wne:recipientData>
+    <wne:active wne:val="1"/>
+    <wne:hash wne:val="1345663825"/>
+  </wne:recipientData>
+  <wne:recipientData>
+    <wne:active wne:val="1"/>
+    <wne:hash wne:val="-1857360226"/>
+  </wne:recipientData>
+  <wne:recipientData>
+    <wne:active wne:val="1"/>
+    <wne:hash wne:val="-1227431077"/>
+  </wne:recipientData>
+  <wne:recipientData>
+    <wne:active wne:val="1"/>
+    <wne:hash wne:val="-422482452"/>
+  </wne:recipientData>
+  <wne:recipientData>
+    <wne:active wne:val="1"/>
+    <wne:hash wne:val="1452006237"/>
+  </wne:recipientData>
+  <wne:recipientData>
+    <wne:active wne:val="1"/>
+    <wne:hash wne:val="-1292694851"/>
+  </wne:recipientData>
+  <wne:recipientData>
+    <wne:active wne:val="1"/>
+    <wne:hash wne:val="534094664"/>
+  </wne:recipientData>
+  <wne:recipientData>
+    <wne:active wne:val="1"/>
+    <wne:hash wne:val="-193743563"/>
+  </wne:recipientData>
+  <wne:recipientData>
+    <wne:active wne:val="1"/>
+    <wne:hash wne:val="-1256375426"/>
+  </wne:recipientData>
+  <wne:recipientData>
+    <wne:active wne:val="1"/>
+    <wne:hash wne:val="837086689"/>
+  </wne:recipientData>
+  <wne:recipientData>
+    <wne:active wne:val="1"/>
+    <wne:hash wne:val="-255841123"/>
+  </wne:recipientData>
+  <wne:recipientData>
+    <wne:active wne:val="1"/>
+    <wne:hash wne:val="-1818932044"/>
+  </wne:recipientData>
+  <wne:recipientData>
+    <wne:active wne:val="1"/>
+    <wne:hash wne:val="-443948197"/>
+  </wne:recipientData>
+  <wne:recipientData>
+    <wne:active wne:val="1"/>
+    <wne:hash wne:val="1508480218"/>
+  </wne:recipientData>
+  <wne:recipientData>
+    <wne:active wne:val="1"/>
+    <wne:hash wne:val="-2087223597"/>
+  </wne:recipientData>
+  <wne:recipientData>
+    <wne:active wne:val="1"/>
+    <wne:hash wne:val="-950133388"/>
+  </wne:recipientData>
+  <wne:recipientData>
+    <wne:active wne:val="1"/>
+    <wne:hash wne:val="-361988668"/>
+  </wne:recipientData>
+  <wne:recipientData>
+    <wne:active wne:val="1"/>
+    <wne:hash wne:val="582319934"/>
+  </wne:recipientData>
+  <wne:recipientData>
+    <wne:active wne:val="1"/>
+    <wne:hash wne:val="-638113207"/>
+  </wne:recipientData>
+  <wne:recipientData>
+    <wne:active wne:val="1"/>
+    <wne:hash wne:val="-1043292463"/>
+  </wne:recipientData>
+  <wne:recipientData>
+    <wne:active wne:val="1"/>
+    <wne:hash wne:val="-164833553"/>
+  </wne:recipientData>
+  <wne:recipientData>
+    <wne:active wne:val="1"/>
+    <wne:hash wne:val="-466375529"/>
+  </wne:recipientData>
+  <wne:recipientData>
+    <wne:active wne:val="1"/>
+    <wne:hash wne:val="-667004668"/>
+  </wne:recipientData>
+  <wne:recipientData>
+    <wne:active wne:val="1"/>
+    <wne:hash wne:val="144249254"/>
+  </wne:recipientData>
+  <wne:recipientData>
+    <wne:active wne:val="1"/>
+    <wne:hash wne:val="-1923974762"/>
+  </wne:recipientData>
+  <wne:recipientData>
+    <wne:active wne:val="1"/>
+    <wne:hash wne:val="-1070867399"/>
+  </wne:recipientData>
+  <wne:recipientData>
+    <wne:active wne:val="1"/>
+    <wne:hash wne:val="197561813"/>
+  </wne:recipientData>
+  <wne:recipientData>
+    <wne:active wne:val="1"/>
+    <wne:hash wne:val="1644084016"/>
+  </wne:recipientData>
+  <wne:recipientData>
+    <wne:active wne:val="1"/>
+    <wne:hash wne:val="-767286688"/>
+  </wne:recipientData>
+  <wne:recipientData>
+    <wne:active wne:val="1"/>
+    <wne:hash wne:val="-969790138"/>
+  </wne:recipientData>
+  <wne:recipientData>
+    <wne:active wne:val="1"/>
+    <wne:hash wne:val="202256261"/>
+  </wne:recipientData>
+  <wne:recipientData>
+    <wne:active wne:val="1"/>
+    <wne:hash wne:val="-1483750143"/>
+  </wne:recipientData>
+  <wne:recipientData>
+    <wne:active wne:val="1"/>
+    <wne:hash wne:val="-2025095736"/>
+  </wne:recipientData>
+  <wne:recipientData>
+    <wne:active wne:val="1"/>
+    <wne:hash wne:val="-1895608408"/>
+  </wne:recipientData>
+  <wne:recipientData>
+    <wne:active wne:val="1"/>
+    <wne:hash wne:val="-876932841"/>
+  </wne:recipientData>
+  <wne:recipientData>
+    <wne:active wne:val="1"/>
+    <wne:hash wne:val="-780726077"/>
+  </wne:recipientData>
+  <wne:recipientData>
+    <wne:active wne:val="1"/>
+    <wne:hash wne:val="1148696007"/>
+  </wne:recipientData>
+  <wne:recipientData>
+    <wne:active wne:val="1"/>
+    <wne:hash wne:val="1141754530"/>
+  </wne:recipientData>
+  <wne:recipientData>
+    <wne:active wne:val="1"/>
+    <wne:hash wne:val="-1724877971"/>
+  </wne:recipientData>
+  <wne:recipientData>
+    <wne:active wne:val="1"/>
+    <wne:hash wne:val="-1491605464"/>
+  </wne:recipientData>
+  <wne:recipientData>
+    <wne:active wne:val="1"/>
+    <wne:hash wne:val="1158012906"/>
+  </wne:recipientData>
+  <wne:recipientData>
+    <wne:active wne:val="1"/>
+    <wne:hash wne:val="-1241308610"/>
+  </wne:recipientData>
+  <wne:recipientData>
+    <wne:active wne:val="1"/>
+    <wne:hash wne:val="1873100579"/>
+  </wne:recipientData>
+  <wne:recipientData>
+    <wne:active wne:val="1"/>
+    <wne:hash wne:val="1301631291"/>
+  </wne:recipientData>
+  <wne:recipientData>
+    <wne:active wne:val="1"/>
+    <wne:hash wne:val="-1810865322"/>
+  </wne:recipientData>
+  <wne:recipientData>
+    <wne:active wne:val="1"/>
+    <wne:hash wne:val="-1569219590"/>
+  </wne:recipientData>
+  <wne:recipientData>
+    <wne:active wne:val="1"/>
+    <wne:hash wne:val="-716520411"/>
+  </wne:recipientData>
+  <wne:recipientData>
+    <wne:active wne:val="1"/>
+    <wne:hash wne:val="-1406248607"/>
+  </wne:recipientData>
+  <wne:recipientData>
+    <wne:active wne:val="1"/>
+    <wne:hash wne:val="-276993751"/>
+  </wne:recipientData>
+  <wne:recipientData>
+    <wne:active wne:val="1"/>
+    <wne:hash wne:val="-1354475447"/>
+  </wne:recipientData>
+  <wne:recipientData>
+    <wne:active wne:val="1"/>
+    <wne:hash wne:val="-1760574015"/>
+  </wne:recipientData>
+  <wne:recipientData>
+    <wne:active wne:val="1"/>
+    <wne:hash wne:val="2008232792"/>
+  </wne:recipientData>
+  <wne:recipientData>
+    <wne:active wne:val="1"/>
+    <wne:hash wne:val="58346991"/>
+  </wne:recipientData>
+  <wne:recipientData>
+    <wne:active wne:val="1"/>
+    <wne:hash wne:val="2390098"/>
+  </wne:recipientData>
+  <wne:recipientData>
+    <wne:active wne:val="1"/>
+    <wne:hash wne:val="1713768118"/>
+  </wne:recipientData>
+  <wne:recipientData>
+    <wne:active wne:val="1"/>
+    <wne:hash wne:val="-1520003529"/>
+  </wne:recipientData>
+  <wne:recipientData>
+    <wne:active wne:val="1"/>
+    <wne:hash wne:val="-1336168105"/>
+  </wne:recipientData>
+  <wne:recipientData>
+    <wne:active wne:val="1"/>
+    <wne:hash wne:val="1882488141"/>
+  </wne:recipientData>
+  <wne:recipientData>
+    <wne:active wne:val="1"/>
+    <wne:hash wne:val="814883458"/>
+  </wne:recipientData>
+  <wne:recipientData>
+    <wne:active wne:val="1"/>
+    <wne:hash wne:val="729693068"/>
+  </wne:recipientData>
+  <wne:recipientData>
+    <wne:active wne:val="1"/>
+    <wne:hash wne:val="1997365251"/>
+  </wne:recipientData>
+  <wne:recipientData>
+    <wne:active wne:val="1"/>
+    <wne:hash wne:val="-237544663"/>
+  </wne:recipientData>
+  <wne:recipientData>
+    <wne:active wne:val="1"/>
+    <wne:hash wne:val="-766176801"/>
+  </wne:recipientData>
+  <wne:recipientData>
+    <wne:active wne:val="1"/>
+    <wne:hash wne:val="54071448"/>
+  </wne:recipientData>
+  <wne:recipientData>
+    <wne:active wne:val="1"/>
+    <wne:hash wne:val="781779040"/>
+  </wne:recipientData>
+  <wne:recipientData>
+    <wne:active wne:val="1"/>
+    <wne:hash wne:val="2012310835"/>
+  </wne:recipientData>
+  <wne:recipientData>
+    <wne:active wne:val="1"/>
+    <wne:hash wne:val="-454930810"/>
+  </wne:recipientData>
+  <wne:recipientData>
+    <wne:active wne:val="1"/>
+    <wne:hash wne:val="30321696"/>
+  </wne:recipientData>
+  <wne:recipientData>
+    <wne:active wne:val="1"/>
+    <wne:hash wne:val="830753994"/>
+  </wne:recipientData>
+  <wne:recipientData>
+    <wne:active wne:val="1"/>
+    <wne:hash wne:val="1417832039"/>
+  </wne:recipientData>
+  <wne:recipientData>
+    <wne:active wne:val="1"/>
+    <wne:hash wne:val="-693568753"/>
+  </wne:recipientData>
+  <wne:recipientData>
+    <wne:active wne:val="1"/>
+    <wne:hash wne:val="-2088216536"/>
+  </wne:recipientData>
+  <wne:recipientData>
+    <wne:active wne:val="1"/>
+    <wne:hash wne:val="425049057"/>
+  </wne:recipientData>
+  <wne:recipientData>
+    <wne:active wne:val="1"/>
+    <wne:hash wne:val="-1992102092"/>
+  </wne:recipientData>
+  <wne:recipientData>
+    <wne:active wne:val="1"/>
+    <wne:hash wne:val="1356910886"/>
+  </wne:recipientData>
+  <wne:recipientData>
+    <wne:active wne:val="1"/>
+    <wne:hash wne:val="780433970"/>
+  </wne:recipientData>
+  <wne:recipientData>
+    <wne:active wne:val="1"/>
+    <wne:hash wne:val="646726852"/>
+  </wne:recipientData>
+  <wne:recipientData>
+    <wne:active wne:val="1"/>
+    <wne:hash wne:val="499449484"/>
+  </wne:recipientData>
+  <wne:recipientData>
+    <wne:active wne:val="1"/>
+    <wne:hash wne:val="-2114844300"/>
+  </wne:recipientData>
+  <wne:recipientData>
+    <wne:active wne:val="1"/>
+    <wne:hash wne:val="184229853"/>
+  </wne:recipientData>
+  <wne:recipientData>
+    <wne:active wne:val="1"/>
+    <wne:hash wne:val="1097010345"/>
+  </wne:recipientData>
+  <wne:recipientData>
+    <wne:active wne:val="1"/>
+    <wne:hash wne:val="1253013581"/>
+  </wne:recipientData>
+  <wne:recipientData>
+    <wne:active wne:val="1"/>
+    <wne:hash wne:val="793279560"/>
+  </wne:recipientData>
+  <wne:recipientData>
+    <wne:active wne:val="1"/>
+    <wne:hash wne:val="503797019"/>
+  </wne:recipientData>
+  <wne:recipientData>
+    <wne:active wne:val="1"/>
+    <wne:hash wne:val="-1341272080"/>
+  </wne:recipientData>
+  <wne:recipientData>
+    <wne:active wne:val="1"/>
+    <wne:hash wne:val="1854407270"/>
+  </wne:recipientData>
+  <wne:recipientData>
+    <wne:active wne:val="1"/>
+    <wne:hash wne:val="-1351524483"/>
+  </wne:recipientData>
+  <wne:recipientData>
+    <wne:active wne:val="1"/>
+    <wne:hash wne:val="1488726179"/>
+  </wne:recipientData>
+  <wne:recipientData>
+    <wne:active wne:val="1"/>
+    <wne:hash wne:val="457506187"/>
+  </wne:recipientData>
+  <wne:recipientData>
+    <wne:active wne:val="1"/>
+    <wne:hash wne:val="860940958"/>
+  </wne:recipientData>
+  <wne:recipientData>
+    <wne:active wne:val="1"/>
+    <wne:hash wne:val="-408191017"/>
+  </wne:recipientData>
+  <wne:recipientData>
+    <wne:active wne:val="1"/>
+    <wne:hash wne:val="-2103279642"/>
+  </wne:recipientData>
+  <wne:recipientData>
+    <wne:active wne:val="1"/>
+    <wne:hash wne:val="-624837486"/>
+  </wne:recipientData>
+  <wne:recipientData>
+    <wne:active wne:val="1"/>
+    <wne:hash wne:val="5327601"/>
+  </wne:recipientData>
+  <wne:recipientData>
+    <wne:active wne:val="1"/>
+    <wne:hash wne:val="-738540206"/>
+  </wne:recipientData>
+  <wne:recipientData>
+    <wne:active wne:val="1"/>
+    <wne:hash wne:val="-1563196169"/>
+  </wne:recipientData>
+  <wne:recipientData>
+    <wne:active wne:val="1"/>
+    <wne:hash wne:val="-1836291257"/>
+  </wne:recipientData>
+  <wne:recipientData>
+    <wne:active wne:val="1"/>
+    <wne:hash wne:val="861807334"/>
+  </wne:recipientData>
+  <wne:recipientData>
+    <wne:active wne:val="1"/>
+    <wne:hash wne:val="1480248557"/>
+  </wne:recipientData>
+  <wne:recipientData>
+    <wne:active wne:val="1"/>
+    <wne:hash wne:val="-1226416602"/>
+  </wne:recipientData>
+  <wne:recipientData>
+    <wne:active wne:val="1"/>
+    <wne:hash wne:val="-4604122"/>
+  </wne:recipientData>
+  <wne:recipientData>
+    <wne:active wne:val="1"/>
+    <wne:hash wne:val="-995383806"/>
+  </wne:recipientData>
+  <wne:recipientData>
+    <wne:active wne:val="1"/>
+    <wne:hash wne:val="552868796"/>
+  </wne:recipientData>
+  <wne:recipientData>
+    <wne:active wne:val="1"/>
+    <wne:hash wne:val="2057301367"/>
+  </wne:recipientData>
+  <wne:recipientData>
+    <wne:active wne:val="1"/>
+    <wne:hash wne:val="47696890"/>
+  </wne:recipientData>
+  <wne:recipientData>
+    <wne:active wne:val="1"/>
+    <wne:hash wne:val="1508778310"/>
+  </wne:recipientData>
+  <wne:recipientData>
+    <wne:active wne:val="1"/>
+    <wne:hash wne:val="-326279386"/>
+  </wne:recipientData>
+  <wne:recipientData>
+    <wne:active wne:val="1"/>
+    <wne:hash wne:val="1883011766"/>
+  </wne:recipientData>
+  <wne:recipientData>
+    <wne:active wne:val="1"/>
+    <wne:hash wne:val="-1302327331"/>
+  </wne:recipientData>
+  <wne:recipientData>
+    <wne:active wne:val="1"/>
+    <wne:hash wne:val="1356971641"/>
+  </wne:recipientData>
+</wne:recipients>
 </file>
 
 <file path=word/styles.xml><?xml version="1.0" encoding="utf-8"?>
@@ -681,6 +2514,7 @@
     <w:lsdException w:name="HTML Sample" w:semiHidden="1" w:unhideWhenUsed="1"/>
     <w:lsdException w:name="HTML Typewriter" w:semiHidden="1" w:unhideWhenUsed="1"/>
     <w:lsdException w:name="HTML Variable" w:semiHidden="1" w:unhideWhenUsed="1"/>
+    <w:lsdException w:name="Normal Table" w:semiHidden="1" w:unhideWhenUsed="1"/>
     <w:lsdException w:name="annotation subject" w:semiHidden="1" w:unhideWhenUsed="1"/>
     <w:lsdException w:name="No List" w:semiHidden="1" w:unhideWhenUsed="1"/>
     <w:lsdException w:name="Outline List 1" w:semiHidden="1" w:unhideWhenUsed="1"/>
@@ -723,8 +2557,11 @@
     <w:lsdException w:name="Table Contemporary" w:semiHidden="1" w:unhideWhenUsed="1"/>
     <w:lsdException w:name="Table Elegant" w:semiHidden="1" w:unhideWhenUsed="1"/>
     <w:lsdException w:name="Table Professional" w:semiHidden="1" w:unhideWhenUsed="1"/>
+    <w:lsdException w:name="Table Subtle 1" w:semiHidden="1" w:unhideWhenUsed="1"/>
     <w:lsdException w:name="Table Subtle 2" w:semiHidden="1" w:unhideWhenUsed="1"/>
     <w:lsdException w:name="Table Web 1" w:semiHidden="1" w:unhideWhenUsed="1"/>
+    <w:lsdException w:name="Table Web 2" w:semiHidden="1" w:unhideWhenUsed="1"/>
+    <w:lsdException w:name="Table Web 3" w:semiHidden="1" w:unhideWhenUsed="1"/>
     <w:lsdException w:name="Balloon Text" w:semiHidden="1" w:unhideWhenUsed="1"/>
     <w:lsdException w:name="Table Grid" w:uiPriority="39"/>
     <w:lsdException w:name="Table Theme" w:semiHidden="1" w:unhideWhenUsed="1"/>
@@ -1252,4 +3089,16 @@
     </a:ext>
   </a:extLst>
 </a:theme>
+</file>
+
+<file path=customXml/item1.xml><?xml version="1.0" encoding="utf-8"?>
+<b:Sources xmlns:b="http://schemas.openxmlformats.org/officeDocument/2006/bibliography" xmlns="http://schemas.openxmlformats.org/officeDocument/2006/bibliography" SelectedStyle="\APASixthEditionOfficeOnline.xsl" StyleName="APA" Version="6"/>
+</file>
+
+<file path=customXml/itemProps1.xml><?xml version="1.0" encoding="utf-8"?>
+<ds:datastoreItem xmlns:ds="http://schemas.openxmlformats.org/officeDocument/2006/customXml" ds:itemID="{AB6491EF-087D-46FE-9FDA-9E4439C9BBAE}">
+  <ds:schemaRefs>
+    <ds:schemaRef ds:uri="http://schemas.openxmlformats.org/officeDocument/2006/bibliography"/>
+  </ds:schemaRefs>
+</ds:datastoreItem>
 </file>